--- a/metaanalysis/conference_submissions/ecel/full_paper.docx
+++ b/metaanalysis/conference_submissions/ecel/full_paper.docx
@@ -2,7 +2,7 @@
 <file path=word/document.xml><?xml version="1.0" encoding="utf-8"?>
 <w:document xmlns:w="http://schemas.openxmlformats.org/wordprocessingml/2006/main" xmlns:m="http://schemas.openxmlformats.org/officeDocument/2006/math" xmlns:r="http://schemas.openxmlformats.org/officeDocument/2006/relationships" xmlns:o="urn:schemas-microsoft-com:office:office" xmlns:v="urn:schemas-microsoft-com:vml" xmlns:w10="urn:schemas-microsoft-com:office:word" xmlns:a="http://schemas.openxmlformats.org/drawingml/2006/main" xmlns:pic="http://schemas.openxmlformats.org/drawingml/2006/picture" xmlns:wp="http://schemas.openxmlformats.org/drawingml/2006/wordprocessingDrawing">
   <w:body>
-    <w:bookmarkStart w:id="50" w:name="Xb8edbb422dfb13f8231ae14b721718d6ecc286d"/>
+    <w:bookmarkStart w:id="53" w:name="Xb8edbb422dfb13f8231ae14b721718d6ecc286d"/>
     <w:p>
       <w:pPr>
         <w:pStyle w:val="Heading1"/>
@@ -343,7 +343,7 @@
       </w:r>
     </w:p>
     <w:bookmarkEnd w:id="21"/>
-    <w:bookmarkStart w:id="30" w:name="method"/>
+    <w:bookmarkStart w:id="33" w:name="method"/>
     <w:p>
       <w:pPr>
         <w:pStyle w:val="Heading2"/>
@@ -352,7 +352,7 @@
         <w:t xml:space="preserve">2. Method</w:t>
       </w:r>
     </w:p>
-    <w:bookmarkStart w:id="22" w:name="inheritance-from-the-parent-preprint"/>
+    <w:bookmarkStart w:id="25" w:name="inheritance-from-the-parent-preprint"/>
     <w:p>
       <w:pPr>
         <w:pStyle w:val="Heading3"/>
@@ -366,7 +366,20 @@
         <w:pStyle w:val="FirstParagraph"/>
       </w:pPr>
       <w:r>
-        <w:t xml:space="preserve">The corpus, eligibility criteria, screening flow, and risk-of-bias scoring are inherited unchanged from the parent preprint. PRISMA 2020 standards were followed (Page et al., 2021). Of the 31 primary studies cataloged at full-text assessment, 25 were retained for qualitative synthesis and 12 contributed at least one extractable Pearson correlation to the primary achievement pool. Per-trait k for pooling is 10 for Conscientiousness and Neuroticism (Elvers 2003 reports only those two traits) and 9 for Openness, Extraversion, and Agreeableness. Detailed extraction sheets are in</w:t>
+        <w:t xml:space="preserve">The corpus, eligibility criteria, screening flow, and risk-of-bias scoring are inherited unchanged from the parent preprint. PRISMA 2020 standards were followed (Page et al., 2021); the corresponding flow diagram is reproduced in</w:t>
+      </w:r>
+      <w:r>
+        <w:t xml:space="preserve"> </w:t>
+      </w:r>
+      <w:r>
+        <w:rPr>
+          <w:bCs/>
+          <w:b/>
+        </w:rPr>
+        <w:t xml:space="preserve">Figure 1</w:t>
+      </w:r>
+      <w:r>
+        <w:t xml:space="preserve">. Of the 31 primary studies cataloged at full-text assessment, 25 were retained for qualitative synthesis and 12 contributed at least one extractable Pearson correlation to the primary achievement pool. Per-trait k for pooling is 10 for Conscientiousness and Neuroticism (Elvers 2003 reports only those two traits) and 9 for Openness, Extraversion, and Agreeableness. Detailed extraction sheets are in</w:t>
       </w:r>
       <w:r>
         <w:t xml:space="preserve"> </w:t>
@@ -393,8 +406,98 @@
         <w:t xml:space="preserve">.</w:t>
       </w:r>
     </w:p>
-    <w:bookmarkEnd w:id="22"/>
-    <w:bookmarkStart w:id="23" w:name="modality-coding"/>
+    <w:p>
+      <w:pPr>
+        <w:pStyle w:val="CaptionedFigure"/>
+      </w:pPr>
+      <w:r>
+        <w:drawing>
+          <wp:inline>
+            <wp:extent cx="4533900" cy="5658766"/>
+            <wp:effectExtent b="0" l="0" r="0" t="0"/>
+            <wp:docPr descr="Figure 1. PRISMA 2020 flow diagram. Identification → Screening → Eligibility → Included counts trace from metaanalysis/search_log.md; the ECEL terminal box marks the modality-stratified subset (k = 11 with extractable r; asynchronous k = 6, mixed-online k = 5, synchronous k = 1 reported narratively). Adapted from Page et al. (2021), BMJ, 372, n71." title="" id="23" name="Picture"/>
+            <a:graphic>
+              <a:graphicData uri="http://schemas.openxmlformats.org/drawingml/2006/picture">
+                <pic:pic>
+                  <pic:nvPicPr>
+                    <pic:cNvPr descr="../figures/prisma_flow_ecel.png" id="24" name="Picture"/>
+                    <pic:cNvPicPr>
+                      <a:picLocks noChangeArrowheads="1" noChangeAspect="1"/>
+                    </pic:cNvPicPr>
+                  </pic:nvPicPr>
+                  <pic:blipFill>
+                    <a:blip r:embed="rId22"/>
+                    <a:stretch>
+                      <a:fillRect/>
+                    </a:stretch>
+                  </pic:blipFill>
+                  <pic:spPr bwMode="auto">
+                    <a:xfrm>
+                      <a:off x="0" y="0"/>
+                      <a:ext cx="4533900" cy="5658766"/>
+                    </a:xfrm>
+                    <a:prstGeom prst="rect">
+                      <a:avLst/>
+                    </a:prstGeom>
+                    <a:noFill/>
+                    <a:ln w="9525">
+                      <a:noFill/>
+                      <a:headEnd/>
+                      <a:tailEnd/>
+                    </a:ln>
+                  </pic:spPr>
+                </pic:pic>
+              </a:graphicData>
+            </a:graphic>
+          </wp:inline>
+        </w:drawing>
+      </w:r>
+    </w:p>
+    <w:p>
+      <w:pPr>
+        <w:pStyle w:val="ImageCaption"/>
+      </w:pPr>
+      <w:r>
+        <w:rPr>
+          <w:bCs/>
+          <w:b/>
+        </w:rPr>
+        <w:t xml:space="preserve">Figure 1.</w:t>
+      </w:r>
+      <w:r>
+        <w:t xml:space="preserve"> </w:t>
+      </w:r>
+      <w:r>
+        <w:t xml:space="preserve">PRISMA 2020 flow diagram. Identification → Screening → Eligibility → Included counts trace from</w:t>
+      </w:r>
+      <w:r>
+        <w:t xml:space="preserve"> </w:t>
+      </w:r>
+      <w:r>
+        <w:rPr>
+          <w:rStyle w:val="VerbatimChar"/>
+        </w:rPr>
+        <w:t xml:space="preserve">metaanalysis/search_log.md</w:t>
+      </w:r>
+      <w:r>
+        <w:t xml:space="preserve">; the ECEL terminal box marks the modality-stratified subset (k = 11 with extractable r; asynchronous k = 6, mixed-online k = 5, synchronous k = 1 reported narratively). Adapted from Page et al. (2021),</w:t>
+      </w:r>
+      <w:r>
+        <w:t xml:space="preserve"> </w:t>
+      </w:r>
+      <w:r>
+        <w:rPr>
+          <w:iCs/>
+          <w:i/>
+        </w:rPr>
+        <w:t xml:space="preserve">BMJ</w:t>
+      </w:r>
+      <w:r>
+        <w:t xml:space="preserve">, 372, n71.</w:t>
+      </w:r>
+    </w:p>
+    <w:bookmarkEnd w:id="25"/>
+    <w:bookmarkStart w:id="26" w:name="modality-coding"/>
     <w:p>
       <w:pPr>
         <w:pStyle w:val="Heading3"/>
@@ -819,8 +922,8 @@
         <w:t xml:space="preserve">with the same citations as comments. After override, the U bucket collapses to zero in the primary pool, so all primary-pool observations contribute to the modality-stratified analysis.</w:t>
       </w:r>
     </w:p>
-    <w:bookmarkEnd w:id="23"/>
-    <w:bookmarkStart w:id="28" w:name="statistical-model"/>
+    <w:bookmarkEnd w:id="26"/>
+    <w:bookmarkStart w:id="31" w:name="statistical-model"/>
     <w:p>
       <w:pPr>
         <w:pStyle w:val="Heading3"/>
@@ -829,7 +932,7 @@
         <w:t xml:space="preserve">2.3. Statistical model</w:t>
       </w:r>
     </w:p>
-    <w:bookmarkStart w:id="24" w:name="Xcf89b0be69ed32b5034a1fb7becb373c63a6e46"/>
+    <w:bookmarkStart w:id="27" w:name="Xcf89b0be69ed32b5034a1fb7becb373c63a6e46"/>
     <w:p>
       <w:pPr>
         <w:pStyle w:val="Heading4"/>
@@ -846,8 +949,8 @@
         <w:t xml:space="preserve">For each (trait, modality) cell with k &gt;= 2, a random-effects pool was computed using REML estimation of tau-squared and a Hartung-Knapp-Sidik-Jonkman (HKSJ) adjustment for the confidence interval (Hartung &amp; Knapp, 2001). Effect sizes were Fisher’s z-transformed Pearson correlations with sampling variance v = 1 / (N - 3); the back-transformed pooled r and its CI are reported. Synchronous studies (k = 1; A-29 Bahçekapılı 2020) are reported narratively only.</w:t>
       </w:r>
     </w:p>
-    <w:bookmarkEnd w:id="24"/>
-    <w:bookmarkStart w:id="25" w:name="X31d93221798392484c9ddb26846f009a2362e9e"/>
+    <w:bookmarkEnd w:id="27"/>
+    <w:bookmarkStart w:id="28" w:name="X31d93221798392484c9ddb26846f009a2362e9e"/>
     <w:p>
       <w:pPr>
         <w:pStyle w:val="Heading4"/>
@@ -864,8 +967,8 @@
         <w:t xml:space="preserve">For each trait, between-modality heterogeneity was tested via Q_between with the random-effects sub-pool point estimates and HKSJ standard errors. Two cells (A and M) contribute to each trait’s Q_between, yielding df = 1.</w:t>
       </w:r>
     </w:p>
-    <w:bookmarkEnd w:id="25"/>
-    <w:bookmarkStart w:id="26" w:name="modality-x-trait-interaction-model"/>
+    <w:bookmarkEnd w:id="28"/>
+    <w:bookmarkStart w:id="29" w:name="modality-x-trait-interaction-model"/>
     <w:p>
       <w:pPr>
         <w:pStyle w:val="Heading4"/>
@@ -882,8 +985,8 @@
         <w:t xml:space="preserve">To formalise the interaction, every (study, trait) observation in the primary pool was stacked into a long-format design matrix (n = 42 observations across 5 traits and 2 modality levels). A weighted-OLS regression was fit on Fisher’s z with weights = 1 / (v + tau-squared), where tau-squared was set to the median of per-trait REML estimates (= 0.0105) as a working approximation in lieu of a full random-intercept mixed model. The design includes the intercept, four trait dummies (with O as reference), one modality dummy (M with A as reference), and four trait x modality interaction dummies. A joint Wald chi-squared test on the four interaction coefficients is reported as the primary inferential statistic; cell-level estimates are descriptive.</w:t>
       </w:r>
     </w:p>
-    <w:bookmarkEnd w:id="26"/>
-    <w:bookmarkStart w:id="27" w:name="sensitivity-layer"/>
+    <w:bookmarkEnd w:id="29"/>
+    <w:bookmarkStart w:id="30" w:name="sensitivity-layer"/>
     <w:p>
       <w:pPr>
         <w:pStyle w:val="Heading4"/>
@@ -912,9 +1015,9 @@
         <w:t xml:space="preserve">.</w:t>
       </w:r>
     </w:p>
-    <w:bookmarkEnd w:id="27"/>
-    <w:bookmarkEnd w:id="28"/>
-    <w:bookmarkStart w:id="29" w:name="reproducibility"/>
+    <w:bookmarkEnd w:id="30"/>
+    <w:bookmarkEnd w:id="31"/>
+    <w:bookmarkStart w:id="32" w:name="reproducibility"/>
     <w:p>
       <w:pPr>
         <w:pStyle w:val="Heading3"/>
@@ -1019,9 +1122,9 @@
         </w:pict>
       </w:r>
     </w:p>
-    <w:bookmarkEnd w:id="29"/>
-    <w:bookmarkEnd w:id="30"/>
-    <w:bookmarkStart w:id="36" w:name="results"/>
+    <w:bookmarkEnd w:id="32"/>
+    <w:bookmarkEnd w:id="33"/>
+    <w:bookmarkStart w:id="39" w:name="results"/>
     <w:p>
       <w:pPr>
         <w:pStyle w:val="Heading2"/>
@@ -1030,7 +1133,7 @@
         <w:t xml:space="preserve">3. Results</w:t>
       </w:r>
     </w:p>
-    <w:bookmarkStart w:id="31" w:name="replication-of-the-parent-preprint"/>
+    <w:bookmarkStart w:id="34" w:name="replication-of-the-parent-preprint"/>
     <w:p>
       <w:pPr>
         <w:pStyle w:val="Heading3"/>
@@ -1047,8 +1150,8 @@
         <w:t xml:space="preserve">For sanity-check purposes, the trait-only pooled correlations match the parent preprint exactly (within rounding): Conscientiousness r = 0.167 [0.089, 0.243]; Openness r = 0.086 [-0.044, 0.214]; Extraversion r = 0.002 [-0.076, 0.080]; Agreeableness r = 0.112 [-0.032, 0.250]; Neuroticism r = 0.018 [-0.079, 0.114]. Heterogeneity ranges from I-squared = 65 % (Conscientiousness) to 96 % (Agreeableness).</w:t>
       </w:r>
     </w:p>
-    <w:bookmarkEnd w:id="31"/>
-    <w:bookmarkStart w:id="32" w:name="modality-stratified-pooled-correlations"/>
+    <w:bookmarkEnd w:id="34"/>
+    <w:bookmarkStart w:id="35" w:name="modality-stratified-pooled-correlations"/>
     <w:p>
       <w:pPr>
         <w:pStyle w:val="Heading3"/>
@@ -2491,8 +2594,8 @@
         <w:t xml:space="preserve">Two patterns are immediately visible. First, Conscientiousness pooled r is essentially identical across the asynchronous and mixed-online buckets (0.190 vs 0.180), with overlapping CIs. Second, Extraversion pooled r reverses sign across modality (-0.121 in A, +0.059 in M); the asynchronous CI brushes zero from below (upper bound 0.007).</w:t>
       </w:r>
     </w:p>
-    <w:bookmarkEnd w:id="32"/>
-    <w:bookmarkStart w:id="33" w:name="q_between-across-modality-levels"/>
+    <w:bookmarkEnd w:id="35"/>
+    <w:bookmarkStart w:id="36" w:name="q_between-across-modality-levels"/>
     <w:p>
       <w:pPr>
         <w:pStyle w:val="Heading3"/>
@@ -2811,8 +2914,8 @@
         <w:t xml:space="preserve">is informative.</w:t>
       </w:r>
     </w:p>
-    <w:bookmarkEnd w:id="33"/>
-    <w:bookmarkStart w:id="34" w:name="modality-x-trait-interaction-model-1"/>
+    <w:bookmarkEnd w:id="36"/>
+    <w:bookmarkStart w:id="37" w:name="modality-x-trait-interaction-model-1"/>
     <w:p>
       <w:pPr>
         <w:pStyle w:val="Heading3"/>
@@ -3592,8 +3695,8 @@
         <w:t xml:space="preserve">, indicating that modality moderates trait effects in the aggregate. Inspection of the individual coefficients localises the effect to Extraversion: the trait[E]:modality[M] interaction is +0.385 Fisher z (p = .009), large enough to flip the asynchronous negative sign into a positive effect when modality is mixed.</w:t>
       </w:r>
     </w:p>
-    <w:bookmarkEnd w:id="34"/>
-    <w:bookmarkStart w:id="35" w:name="sensitivity"/>
+    <w:bookmarkEnd w:id="37"/>
+    <w:bookmarkStart w:id="38" w:name="sensitivity"/>
     <w:p>
       <w:pPr>
         <w:pStyle w:val="Heading3"/>
@@ -3629,9 +3732,9 @@
         </w:pict>
       </w:r>
     </w:p>
-    <w:bookmarkEnd w:id="35"/>
-    <w:bookmarkEnd w:id="36"/>
-    <w:bookmarkStart w:id="41" w:name="discussion"/>
+    <w:bookmarkEnd w:id="38"/>
+    <w:bookmarkEnd w:id="39"/>
+    <w:bookmarkStart w:id="44" w:name="discussion"/>
     <w:p>
       <w:pPr>
         <w:pStyle w:val="Heading2"/>
@@ -3640,7 +3743,7 @@
         <w:t xml:space="preserve">4. Discussion</w:t>
       </w:r>
     </w:p>
-    <w:bookmarkStart w:id="37" w:name="the-conscientiousness-invariance"/>
+    <w:bookmarkStart w:id="40" w:name="the-conscientiousness-invariance"/>
     <w:p>
       <w:pPr>
         <w:pStyle w:val="Heading3"/>
@@ -3686,8 +3789,8 @@
         <w:t xml:space="preserve">. From a practical standpoint this means course designers cannot escape the Conscientiousness effect by adjusting synchrony — students who score high on self-regulation traits will outperform those who do not in both async and mixed-online programmes, by roughly the same margin.</w:t>
       </w:r>
     </w:p>
-    <w:bookmarkEnd w:id="37"/>
-    <w:bookmarkStart w:id="38" w:name="the-extraversion-modality-dependence"/>
+    <w:bookmarkEnd w:id="40"/>
+    <w:bookmarkStart w:id="41" w:name="the-extraversion-modality-dependence"/>
     <w:p>
       <w:pPr>
         <w:pStyle w:val="Heading3"/>
@@ -3712,8 +3815,8 @@
         <w:t xml:space="preserve">The k = 1 synchronous evidence (A-29 Bahçekapılı 2020 GPA, r = +0.027) is reported only narratively but is consistent with this directional pattern: introducing live elements should restore Extraversion’s neutral-to-positive role. A single study cannot carry inferential weight, but the prediction it sets (extraversion is positive in synchronous-heavy courses) is testable in any future synthesis with k &gt; 1 in the synchronous cell.</w:t>
       </w:r>
     </w:p>
-    <w:bookmarkEnd w:id="38"/>
-    <w:bookmarkStart w:id="39" w:name="other-traits"/>
+    <w:bookmarkEnd w:id="41"/>
+    <w:bookmarkStart w:id="42" w:name="other-traits"/>
     <w:p>
       <w:pPr>
         <w:pStyle w:val="Heading3"/>
@@ -3779,8 +3882,8 @@
         <w:t xml:space="preserve">: The async cell shows a small positive effect (r = +0.076, CI just touching zero), the mixed cell is essentially null. No modality dependence (p = .519).</w:t>
       </w:r>
     </w:p>
-    <w:bookmarkEnd w:id="39"/>
-    <w:bookmarkStart w:id="40" w:name="self-plagiarism-firewall"/>
+    <w:bookmarkEnd w:id="42"/>
+    <w:bookmarkStart w:id="43" w:name="self-plagiarism-firewall"/>
     <w:p>
       <w:pPr>
         <w:pStyle w:val="Heading3"/>
@@ -3835,7 +3938,7 @@
         <w:rPr>
           <w:rStyle w:val="VerbatimChar"/>
         </w:rPr>
-        <w:t xml:space="preserve">templates/preprint_disclosure_template.md</w:t>
+        <w:t xml:space="preserve">metaanalysis/conference_submissions/templates/preprint_disclosure_template.md</w:t>
       </w:r>
       <w:r>
         <w:t xml:space="preserve">) makes this provenance explicit so reviewers can see the boundary between the preprint and the present contribution. The parent preprint will, for now, remain on Research Square and will not be withdrawn; the future journal version of the parent will pick up the modality moderator from this paper as one of its acknowledged extensions.</w:t>
@@ -3848,9 +3951,9 @@
         </w:pict>
       </w:r>
     </w:p>
-    <w:bookmarkEnd w:id="40"/>
-    <w:bookmarkEnd w:id="41"/>
-    <w:bookmarkStart w:id="42" w:name="limitations"/>
+    <w:bookmarkEnd w:id="43"/>
+    <w:bookmarkEnd w:id="44"/>
+    <w:bookmarkStart w:id="45" w:name="limitations"/>
     <w:p>
       <w:pPr>
         <w:pStyle w:val="Heading2"/>
@@ -3958,8 +4061,8 @@
         </w:pict>
       </w:r>
     </w:p>
-    <w:bookmarkEnd w:id="42"/>
-    <w:bookmarkStart w:id="43" w:name="conclusion"/>
+    <w:bookmarkEnd w:id="45"/>
+    <w:bookmarkStart w:id="46" w:name="conclusion"/>
     <w:p>
       <w:pPr>
         <w:pStyle w:val="Heading2"/>
@@ -4033,8 +4136,8 @@
         </w:pict>
       </w:r>
     </w:p>
-    <w:bookmarkEnd w:id="43"/>
-    <w:bookmarkStart w:id="44" w:name="acknowledgments"/>
+    <w:bookmarkEnd w:id="46"/>
+    <w:bookmarkStart w:id="47" w:name="acknowledgments"/>
     <w:p>
       <w:pPr>
         <w:pStyle w:val="Heading2"/>
@@ -4058,8 +4161,8 @@
         </w:pict>
       </w:r>
     </w:p>
-    <w:bookmarkEnd w:id="44"/>
-    <w:bookmarkStart w:id="48" w:name="references"/>
+    <w:bookmarkEnd w:id="47"/>
+    <w:bookmarkStart w:id="51" w:name="references"/>
     <w:p>
       <w:pPr>
         <w:pStyle w:val="Heading2"/>
@@ -4091,7 +4194,7 @@
         <w:t xml:space="preserve">(PDF-verified ✅).</w:t>
       </w:r>
     </w:p>
-    <w:bookmarkStart w:id="45" w:name="primary-studies-cited"/>
+    <w:bookmarkStart w:id="48" w:name="primary-studies-cited"/>
     <w:p>
       <w:pPr>
         <w:pStyle w:val="Heading3"/>
@@ -4425,8 +4528,8 @@
         <w:t xml:space="preserve">(1), Article 21. https://doi.org/10.1186/s41239-023-00388-4</w:t>
       </w:r>
     </w:p>
-    <w:bookmarkEnd w:id="45"/>
-    <w:bookmarkStart w:id="46" w:name="benchmark-meta-analyses-cited"/>
+    <w:bookmarkEnd w:id="48"/>
+    <w:bookmarkStart w:id="49" w:name="benchmark-meta-analyses-cited"/>
     <w:p>
       <w:pPr>
         <w:pStyle w:val="Heading3"/>
@@ -4510,8 +4613,8 @@
         <w:t xml:space="preserve">, 66–76. https://doi.org/10.1016/j.paid.2014.07.011</w:t>
       </w:r>
     </w:p>
-    <w:bookmarkEnd w:id="46"/>
-    <w:bookmarkStart w:id="47" w:name="methodological-theoretical-references"/>
+    <w:bookmarkEnd w:id="49"/>
+    <w:bookmarkStart w:id="50" w:name="methodological-theoretical-references"/>
     <w:p>
       <w:pPr>
         <w:pStyle w:val="Heading3"/>
@@ -4655,9 +4758,9 @@
         </w:pict>
       </w:r>
     </w:p>
-    <w:bookmarkEnd w:id="47"/>
-    <w:bookmarkEnd w:id="48"/>
-    <w:bookmarkStart w:id="49" w:name="appendix-a.-reproducibility-checklist"/>
+    <w:bookmarkEnd w:id="50"/>
+    <w:bookmarkEnd w:id="51"/>
+    <w:bookmarkStart w:id="52" w:name="appendix-a.-reproducibility-checklist"/>
     <w:p>
       <w:pPr>
         <w:pStyle w:val="Heading2"/>
@@ -4868,8 +4971,8 @@
         <w:t xml:space="preserve">End of manuscript draft. Word count target ~3500-4000; this draft is approximately 3700 words including References and Appendix.</w:t>
       </w:r>
     </w:p>
-    <w:bookmarkEnd w:id="49"/>
-    <w:bookmarkEnd w:id="50"/>
+    <w:bookmarkEnd w:id="52"/>
+    <w:bookmarkEnd w:id="53"/>
     <w:sectPr/>
   </w:body>
 </w:document>

--- a/metaanalysis/conference_submissions/ecel/full_paper.docx
+++ b/metaanalysis/conference_submissions/ecel/full_paper.docx
@@ -125,13 +125,13 @@
         </w:pict>
       </w:r>
     </w:p>
-    <w:bookmarkStart w:id="20" w:name="abstract-300-words"/>
+    <w:bookmarkStart w:id="20" w:name="abstract"/>
     <w:p>
       <w:pPr>
         <w:pStyle w:val="Heading2"/>
       </w:pPr>
       <w:r>
-        <w:t xml:space="preserve">Abstract (~300 words)</w:t>
+        <w:t xml:space="preserve">Abstract</w:t>
       </w:r>
     </w:p>
     <w:p>
@@ -139,7 +139,7 @@
         <w:pStyle w:val="FirstParagraph"/>
       </w:pPr>
       <w:r>
-        <w:t xml:space="preserve">A recent systematic review and meta-analysis by the present author (Research Square preprint, DOI 10.21203/rs.3.rs-9513298/v1) pooled k = 9-10 primary studies per Big Five trait across online-learning settings and reported that only Conscientiousness retained a robust positive association with academic achievement (pooled r = 0.167, 95 % CI [0.089, 0.243]). Modality was pre-registered as a moderator but was not quantitatively executed in the preprint because no single modality cell met the k &gt;= 10 per-level rule. The present paper completes that registered-but-unrun moderator analysis. Modality codes were derived from each study’s reported delivery format and re-checked against the original PDFs for the four primary-pool studies whose preprint extraction was blank (A-15 Elvers; A-23 Rodrigues; A-26 Wang; A-30 Kaspar). Random-effects models used REML with HKSJ-adjusted CIs. A long-format weighted-OLS interaction model contrasted asynchronous (A) and mixed-online (M) instruction; the single synchronous study is reported narratively. Modality moderates the trait-achievement correlation in a trait-specific way. Q_between is highly significant for Extraversion (Q = 17.60, df = 1, p &lt; .001), trend-level for Agreeableness (Q = 3.28, p = .070), and not significant for Conscientiousness (p = .90), Neuroticism (p = .52), or Openness (p = .16). Asynchronous Extraversion shows a negative pooled r = -0.121 [-0.246, 0.007] reversing in mixed-online to r = +0.059 [-0.027, 0.145]; the Extraversion x Mixed interaction term is +0.385 Fisher z, p = .009. The joint Wald test on all four interaction terms is chi-squared(4) = 13.64, p = .0085. Modality does not change the bottom line for Conscientiousness — its modality-stratified pooled r is 0.180-0.190 across both A and M cells — but materially changes the picture for Extraversion, a trait the trait-only pool reported as null (r = .002). For online course designers the practical message is asymmetric: support self-regulation regardless of synchrony, but expect Extraversion to be a silent disadvantage in async-only programmes.</w:t>
+        <w:t xml:space="preserve">The author’s parent meta-analysis (Research Square preprint, DOI 10.21203/rs.3.rs-9513298/v1) pooled k = 9–10 primary studies per Big Five trait across online-learning settings; only Conscientiousness retained a robust positive correlation with achievement (r = 0.167 [0.089, 0.243]). Modality was pre-registered as a moderator but not executed because no cell met the k ≥ 10 rule. The present paper completes that registered-but-unrun moderator. Modality codes were re-checked against original PDFs for four primary-pool studies whose preprint extraction was blank (A-15 Elvers; A-23 Rodrigues; A-26 Wang; A-30 Kaspar). REML with HKSJ-adjusted CIs were used; a long-format weighted-OLS interaction model contrasted asynchronous (A) and mixed-online (M) instruction. Modality moderates the trait–achievement correlation in a trait-specific way: Q_between is highly significant for Extraversion (Q = 17.60, df = 1, p &lt; .001), trend-level for Agreeableness (Q = 3.28, p = .070), and not significant for Conscientiousness, Neuroticism, or Openness. Asynchronous Extraversion shows r = −0.121 [−0.246, 0.007], reversing in mixed-online to r = +0.059 [−0.027, 0.145]; the Extraversion × Mixed interaction is +0.385 Fisher z, p = .009. The joint Wald test on all four interaction terms is χ²(4) = 13.64, p = .0085. Modality does not change the bottom line for Conscientiousness (r = 0.180–0.190 across A and M) but materially changes Extraversion, a trait the trait-only pool reported as null. For online course designers the message is asymmetric: support self-regulation regardless of synchrony, but expect Extraversion to be a silent disadvantage in async-only programmes.</w:t>
       </w:r>
     </w:p>
     <w:p>
@@ -154,7 +154,7 @@
         <w:t xml:space="preserve">Keywords</w:t>
       </w:r>
       <w:r>
-        <w:t xml:space="preserve">: meta-analysis; Big Five; online learning; learning modality; synchronous; asynchronous; Extraversion; academic achievement.</w:t>
+        <w:t xml:space="preserve">: meta-analysis; Big Five; online learning; learning modality; Extraversion.</w:t>
       </w:r>
     </w:p>
     <w:p>
